--- a/public/durableArticlesTemplate.docx
+++ b/public/durableArticlesTemplate.docx
@@ -491,7 +491,23 @@
           <w:sz w:val="28"/>
           <w:szCs w:val="28"/>
         </w:rPr>
-        <w:t xml:space="preserve">{attributes} </w:t>
+        <w:t>{</w:t>
+      </w:r>
+      <w:r>
+        <w:rPr>
+          <w:rFonts w:ascii="TH Sarabun New" w:hAnsi="TH Sarabun New" w:cs="TH Sarabun New"/>
+          <w:sz w:val="28"/>
+          <w:szCs w:val="28"/>
+        </w:rPr>
+        <w:t>desc</w:t>
+      </w:r>
+      <w:r>
+        <w:rPr>
+          <w:rFonts w:ascii="TH Sarabun New" w:eastAsia="TH Sarabun New" w:hAnsi="TH Sarabun New" w:cs="TH Sarabun New"/>
+          <w:sz w:val="28"/>
+          <w:szCs w:val="28"/>
+        </w:rPr>
+        <w:t xml:space="preserve">} </w:t>
       </w:r>
     </w:p>
     <w:p>
@@ -697,7 +713,42 @@
           <w:szCs w:val="28"/>
           <w:cs/>
         </w:rPr>
-        <w:t>ประเภทเงิน งบประมาณ</w:t>
+        <w:t xml:space="preserve">ประเภทเงิน </w:t>
+      </w:r>
+      <w:r>
+        <w:rPr>
+          <w:rFonts w:ascii="TH Sarabun New" w:eastAsia="TH Sarabun New" w:hAnsi="TH Sarabun New" w:cs="TH Sarabun New" w:hint="cs"/>
+          <w:sz w:val="28"/>
+          <w:szCs w:val="28"/>
+          <w:cs/>
+        </w:rPr>
+        <w:t xml:space="preserve">                                            </w:t>
+      </w:r>
+      <w:r>
+        <w:rPr>
+          <w:rFonts w:ascii="TH Sarabun New" w:eastAsia="TH Sarabun New" w:hAnsi="TH Sarabun New" w:cs="TH Sarabun New"/>
+          <w:sz w:val="28"/>
+          <w:szCs w:val="28"/>
+        </w:rPr>
+        <w:t>{</w:t>
+      </w:r>
+      <w:proofErr w:type="spellStart"/>
+      <w:r>
+        <w:rPr>
+          <w:rFonts w:ascii="TH Sarabun New" w:eastAsia="TH Sarabun New" w:hAnsi="TH Sarabun New" w:cs="TH Sarabun New"/>
+          <w:sz w:val="28"/>
+          <w:szCs w:val="28"/>
+        </w:rPr>
+        <w:t>acquisitionType</w:t>
+      </w:r>
+      <w:proofErr w:type="spellEnd"/>
+      <w:r>
+        <w:rPr>
+          <w:rFonts w:ascii="TH Sarabun New" w:eastAsia="TH Sarabun New" w:hAnsi="TH Sarabun New" w:cs="TH Sarabun New"/>
+          <w:sz w:val="28"/>
+          <w:szCs w:val="28"/>
+        </w:rPr>
+        <w:t>}</w:t>
       </w:r>
     </w:p>
     <w:p>
@@ -1130,18 +1181,8 @@
                 <w:sz w:val="28"/>
                 <w:szCs w:val="28"/>
               </w:rPr>
-              <w:t>{#</w:t>
-            </w:r>
-            <w:proofErr w:type="gramStart"/>
-            <w:r>
-              <w:rPr>
-                <w:rFonts w:ascii="TH Sarabun New" w:hAnsi="TH Sarabun New" w:cs="TH Sarabun New"/>
-                <w:sz w:val="28"/>
-                <w:szCs w:val="28"/>
-              </w:rPr>
-              <w:t>items}{</w:t>
-            </w:r>
-            <w:proofErr w:type="gramEnd"/>
+              <w:t>{#items}{</w:t>
+            </w:r>
             <w:r>
               <w:rPr>
                 <w:rFonts w:ascii="TH Sarabun New" w:hAnsi="TH Sarabun New" w:cs="TH Sarabun New"/>
@@ -2064,7 +2105,6 @@
   <w:style w:type="character" w:default="1" w:styleId="DefaultParagraphFont">
     <w:name w:val="Default Paragraph Font"/>
     <w:uiPriority w:val="1"/>
-    <w:semiHidden/>
     <w:unhideWhenUsed/>
   </w:style>
   <w:style w:type="table" w:default="1" w:styleId="TableNormal">
